--- a/astro-site/public/dl/guia-restaurante-mexicano/guia-restaurante-mexicano.docx
+++ b/astro-site/public/dl/guia-restaurante-mexicano/guia-restaurante-mexicano.docx
@@ -47,13 +47,9 @@
       </w:r>
     </w:p>
     <w:p>
-      <w:r>
-        <w:br w:type="page"/>
-      </w:r>
-    </w:p>
-    <w:p>
       <w:pPr>
         <w:pStyle w:val="Heading1"/>
+        <w:pageBreakBefore/>
       </w:pPr>
       <w:r>
         <w:t>1. Qué es un Restaurante Mexicano Auténtico</w:t>
@@ -127,13 +123,9 @@
       </w:r>
     </w:p>
     <w:p>
-      <w:r>
-        <w:br w:type="page"/>
-      </w:r>
-    </w:p>
-    <w:p>
       <w:pPr>
         <w:pStyle w:val="Heading1"/>
+        <w:pageBreakBefore/>
       </w:pPr>
       <w:r>
         <w:t>2. El Mercado de la Cocina Mexicana en España 2026</w:t>
@@ -210,13 +202,9 @@
       </w:r>
     </w:p>
     <w:p>
-      <w:r>
-        <w:br w:type="page"/>
-      </w:r>
-    </w:p>
-    <w:p>
       <w:pPr>
         <w:pStyle w:val="Heading1"/>
+        <w:pageBreakBefore/>
       </w:pPr>
       <w:r>
         <w:t>3. Modelos de Negocio: Taquería Gourmet, Cantina y Más</w:t>
@@ -280,13 +268,9 @@
       </w:r>
     </w:p>
     <w:p>
-      <w:r>
-        <w:br w:type="page"/>
-      </w:r>
-    </w:p>
-    <w:p>
       <w:pPr>
         <w:pStyle w:val="Heading1"/>
+        <w:pageBreakBefore/>
       </w:pPr>
       <w:r>
         <w:t>4. Estudio de Viabilidad y Plan Financiero</w:t>
@@ -435,13 +419,9 @@
       </w:r>
     </w:p>
     <w:p>
-      <w:r>
-        <w:br w:type="page"/>
-      </w:r>
-    </w:p>
-    <w:p>
       <w:pPr>
         <w:pStyle w:val="Heading1"/>
+        <w:pageBreakBefore/>
       </w:pPr>
       <w:r>
         <w:t>5. Requisitos Legales en España + Importación</w:t>
@@ -606,13 +586,9 @@
       </w:r>
     </w:p>
     <w:p>
-      <w:r>
-        <w:br w:type="page"/>
-      </w:r>
-    </w:p>
-    <w:p>
       <w:pPr>
         <w:pStyle w:val="Heading1"/>
+        <w:pageBreakBefore/>
       </w:pPr>
       <w:r>
         <w:t>6. APPCC y Seguridad Alimentaria para Cocina Mexicana</w:t>
@@ -769,13 +745,9 @@
       </w:r>
     </w:p>
     <w:p>
-      <w:r>
-        <w:br w:type="page"/>
-      </w:r>
-    </w:p>
-    <w:p>
       <w:pPr>
         <w:pStyle w:val="Heading1"/>
+        <w:pageBreakBefore/>
       </w:pPr>
       <w:r>
         <w:t>7. Ubicación y Local</w:t>
@@ -868,13 +840,9 @@
       </w:r>
     </w:p>
     <w:p>
-      <w:r>
-        <w:br w:type="page"/>
-      </w:r>
-    </w:p>
-    <w:p>
       <w:pPr>
         <w:pStyle w:val="Heading1"/>
+        <w:pageBreakBefore/>
       </w:pPr>
       <w:r>
         <w:t>8. Diseño de Cocina Mexicana Profesional</w:t>
@@ -967,13 +935,9 @@
       </w:r>
     </w:p>
     <w:p>
-      <w:r>
-        <w:br w:type="page"/>
-      </w:r>
-    </w:p>
-    <w:p>
       <w:pPr>
         <w:pStyle w:val="Heading1"/>
+        <w:pageBreakBefore/>
       </w:pPr>
       <w:r>
         <w:t>9. Equipamiento Específico de Cocina Mexicana</w:t>
@@ -1146,13 +1110,9 @@
       </w:r>
     </w:p>
     <w:p>
-      <w:r>
-        <w:br w:type="page"/>
-      </w:r>
-    </w:p>
-    <w:p>
       <w:pPr>
         <w:pStyle w:val="Heading1"/>
+        <w:pageBreakBefore/>
       </w:pPr>
       <w:r>
         <w:t>10. Diseño de Sala y Decoración Mexicana</w:t>
@@ -1285,13 +1245,9 @@
       </w:r>
     </w:p>
     <w:p>
-      <w:r>
-        <w:br w:type="page"/>
-      </w:r>
-    </w:p>
-    <w:p>
       <w:pPr>
         <w:pStyle w:val="Heading1"/>
+        <w:pageBreakBefore/>
       </w:pPr>
       <w:r>
         <w:t>11. Barra de Tequilas y Mezcales (30-50 Referencias)</w:t>
@@ -1416,13 +1372,9 @@
       </w:r>
     </w:p>
     <w:p>
-      <w:r>
-        <w:br w:type="page"/>
-      </w:r>
-    </w:p>
-    <w:p>
       <w:pPr>
         <w:pStyle w:val="Heading1"/>
+        <w:pageBreakBefore/>
       </w:pPr>
       <w:r>
         <w:t>12. Brigada de Cocina (6-10 personas)</w:t>
@@ -1520,13 +1472,9 @@
       </w:r>
     </w:p>
     <w:p>
-      <w:r>
-        <w:br w:type="page"/>
-      </w:r>
-    </w:p>
-    <w:p>
       <w:pPr>
         <w:pStyle w:val="Heading1"/>
+        <w:pageBreakBefore/>
       </w:pPr>
       <w:r>
         <w:t>13. Equipo de Sala (6-8 personas)</w:t>
@@ -1643,13 +1591,9 @@
       </w:r>
     </w:p>
     <w:p>
-      <w:r>
-        <w:br w:type="page"/>
-      </w:r>
-    </w:p>
-    <w:p>
       <w:pPr>
         <w:pStyle w:val="Heading1"/>
+        <w:pageBreakBefore/>
       </w:pPr>
       <w:r>
         <w:t>14. Menú Engineering: Tacos, Burritos, Enchiladas y Más</w:t>
@@ -1766,13 +1710,9 @@
       </w:r>
     </w:p>
     <w:p>
-      <w:r>
-        <w:br w:type="page"/>
-      </w:r>
-    </w:p>
-    <w:p>
       <w:pPr>
         <w:pStyle w:val="Heading1"/>
+        <w:pageBreakBefore/>
       </w:pPr>
       <w:r>
         <w:t>15. Proveedores de Producto Mexicano en España</w:t>
@@ -1881,13 +1821,9 @@
       </w:r>
     </w:p>
     <w:p>
-      <w:r>
-        <w:br w:type="page"/>
-      </w:r>
-    </w:p>
-    <w:p>
       <w:pPr>
         <w:pStyle w:val="Heading1"/>
+        <w:pageBreakBefore/>
       </w:pPr>
       <w:r>
         <w:t>16. 15 Recetas Base con Food Cost</w:t>
@@ -2388,13 +2324,9 @@
       </w:r>
     </w:p>
     <w:p>
-      <w:r>
-        <w:br w:type="page"/>
-      </w:r>
-    </w:p>
-    <w:p>
       <w:pPr>
         <w:pStyle w:val="Heading1"/>
+        <w:pageBreakBefore/>
       </w:pPr>
       <w:r>
         <w:t>17. Delivery Optimizado para Tacos y Burritos</w:t>
@@ -2511,13 +2443,9 @@
       </w:r>
     </w:p>
     <w:p>
-      <w:r>
-        <w:br w:type="page"/>
-      </w:r>
-    </w:p>
-    <w:p>
       <w:pPr>
         <w:pStyle w:val="Heading1"/>
+        <w:pageBreakBefore/>
       </w:pPr>
       <w:r>
         <w:t>18. Marketing con Día de Muertos, Cinco de Mayo y Más</w:t>
@@ -2587,6 +2515,10 @@
     <w:p>
       <w:pPr>
         <w:pStyle w:val="ListNumber"/>
+        <w:numPr>
+          <w:ilvl w:val="0"/>
+          <w:numId w:val="10"/>
+        </w:numPr>
       </w:pPr>
       <w:r>
         <w:t>Instagram: contenido visual de platos coloridos, preparación de tortillas, cocktails. Reels &gt; fotos.</w:t>
@@ -2595,6 +2527,10 @@
     <w:p>
       <w:pPr>
         <w:pStyle w:val="ListNumber"/>
+        <w:numPr>
+          <w:ilvl w:val="0"/>
+          <w:numId w:val="10"/>
+        </w:numPr>
       </w:pPr>
       <w:r>
         <w:t>TikTok: vídeos de taquero preparando tacos, el trompo al pastor, guacamole en molcajete. Potencial viral altísimo.</w:t>
@@ -2603,6 +2539,10 @@
     <w:p>
       <w:pPr>
         <w:pStyle w:val="ListNumber"/>
+        <w:numPr>
+          <w:ilvl w:val="0"/>
+          <w:numId w:val="10"/>
+        </w:numPr>
       </w:pPr>
       <w:r>
         <w:t>Google My Business: ficha completa con fotos profesionales, menú, reseñas.</w:t>
@@ -2611,6 +2551,10 @@
     <w:p>
       <w:pPr>
         <w:pStyle w:val="ListNumber"/>
+        <w:numPr>
+          <w:ilvl w:val="0"/>
+          <w:numId w:val="10"/>
+        </w:numPr>
       </w:pPr>
       <w:r>
         <w:t>TheFork / TripAdvisor: perfiles con fotos y respuesta a reseñas.</w:t>
@@ -2619,6 +2563,10 @@
     <w:p>
       <w:pPr>
         <w:pStyle w:val="ListNumber"/>
+        <w:numPr>
+          <w:ilvl w:val="0"/>
+          <w:numId w:val="10"/>
+        </w:numPr>
       </w:pPr>
       <w:r>
         <w:t>Web propia: menú, historia, reservas online, carta de tequilas.</w:t>
@@ -2682,13 +2630,9 @@
       </w:r>
     </w:p>
     <w:p>
-      <w:r>
-        <w:br w:type="page"/>
-      </w:r>
-    </w:p>
-    <w:p>
       <w:pPr>
         <w:pStyle w:val="Heading1"/>
+        <w:pageBreakBefore/>
       </w:pPr>
       <w:r>
         <w:t>19. Tecnología para Restaurante Mexicano</w:t>
@@ -2773,13 +2717,9 @@
       </w:r>
     </w:p>
     <w:p>
-      <w:r>
-        <w:br w:type="page"/>
-      </w:r>
-    </w:p>
-    <w:p>
       <w:pPr>
         <w:pStyle w:val="Heading1"/>
+        <w:pageBreakBefore/>
       </w:pPr>
       <w:r>
         <w:t>20. Plan de Acción: De la Idea a la Inauguración</w:t>
@@ -2888,7 +2828,7 @@
       </w:r>
     </w:p>
     <w:sectPr>
-      <w:pgSz w:w="12240" w:h="15840"/>
+      <w:pgSz w:w="11906" w:h="16838"/>
       <w:pgMar w:top="1440" w:right="1800" w:bottom="1440" w:left="1800" w:header="720" w:footer="720" w:gutter="0"/>
       <w:cols w:space="720"/>
       <w:docGrid w:linePitch="360"/>
@@ -3096,6 +3036,12 @@
   </w:num>
   <w:num w:numId="9">
     <w:abstractNumId w:val="0"/>
+  </w:num>
+  <w:num w:numId="10">
+    <w:abstractNumId w:val="7"/>
+    <w:lvlOverride w:ilvl="0">
+      <w:startOverride w:val="1"/>
+    </w:lvlOverride>
   </w:num>
 </w:numbering>
 </file>
